--- a/documents/Présentation trophée.docx
+++ b/documents/Présentation trophée.docx
@@ -25,7 +25,7 @@
                     </pic:cNvPicPr>
                   </pic:nvPicPr>
                   <pic:blipFill>
-                    <a:blip r:embed="rId4">
+                    <a:blip r:embed="rId7">
                       <a:extLst>
                         <a:ext uri="{28A0092B-C50C-407E-A947-70E740481C1C}">
                           <a14:useLocalDpi xmlns:a14="http://schemas.microsoft.com/office/drawing/2010/main" val="0"/>
@@ -377,7 +377,7 @@
                     </pic:cNvPicPr>
                   </pic:nvPicPr>
                   <pic:blipFill>
-                    <a:blip r:embed="rId5" cstate="print">
+                    <a:blip r:embed="rId8" cstate="print">
                       <a:extLst>
                         <a:ext uri="{28A0092B-C50C-407E-A947-70E740481C1C}">
                           <a14:useLocalDpi xmlns:a14="http://schemas.microsoft.com/office/drawing/2010/main" val="0"/>
@@ -421,7 +421,7 @@
           <w:noProof/>
         </w:rPr>
         <w:drawing>
-          <wp:anchor distT="0" distB="0" distL="114300" distR="114300" simplePos="0" relativeHeight="251663360" behindDoc="1" locked="0" layoutInCell="1" allowOverlap="1" wp14:anchorId="0BFB83BB" wp14:editId="2B380507">
+          <wp:anchor distT="0" distB="0" distL="114300" distR="114300" simplePos="0" relativeHeight="251663360" behindDoc="1" locked="0" layoutInCell="1" allowOverlap="1" wp14:anchorId="0BFB83BB" wp14:editId="3186E3F1">
             <wp:simplePos x="0" y="0"/>
             <wp:positionH relativeFrom="column">
               <wp:posOffset>1391285</wp:posOffset>
@@ -430,7 +430,7 @@
               <wp:posOffset>311150</wp:posOffset>
             </wp:positionV>
             <wp:extent cx="2701925" cy="3929380"/>
-            <wp:effectExtent l="0" t="0" r="0" b="0"/>
+            <wp:effectExtent l="0" t="0" r="0" b="7620"/>
             <wp:wrapNone/>
             <wp:docPr id="6" name="Image 6"/>
             <wp:cNvGraphicFramePr>
@@ -446,7 +446,7 @@
                     </pic:cNvPicPr>
                   </pic:nvPicPr>
                   <pic:blipFill>
-                    <a:blip r:embed="rId6" cstate="print">
+                    <a:blip r:embed="rId9" cstate="print">
                       <a:extLst>
                         <a:ext uri="{28A0092B-C50C-407E-A947-70E740481C1C}">
                           <a14:useLocalDpi xmlns:a14="http://schemas.microsoft.com/office/drawing/2010/main" val="0"/>
@@ -524,43 +524,9 @@
             <w:tcW w:w="4531" w:type="dxa"/>
           </w:tcPr>
           <w:p>
-            <w:proofErr w:type="gramStart"/>
             <w:r>
               <w:t>RE:LIFE</w:t>
             </w:r>
-            <w:proofErr w:type="gramEnd"/>
-          </w:p>
-        </w:tc>
-      </w:tr>
-      <w:tr>
-        <w:tc>
-          <w:tcPr>
-            <w:tcW w:w="4531" w:type="dxa"/>
-          </w:tcPr>
-          <w:p>
-            <w:r>
-              <w:t>Membre du projet :</w:t>
-            </w:r>
-          </w:p>
-        </w:tc>
-        <w:tc>
-          <w:tcPr>
-            <w:tcW w:w="4531" w:type="dxa"/>
-          </w:tcPr>
-          <w:p>
-            <w:proofErr w:type="spellStart"/>
-            <w:r>
-              <w:t>Eudocie</w:t>
-            </w:r>
-            <w:proofErr w:type="spellEnd"/>
-            <w:r>
-              <w:t xml:space="preserve"> De </w:t>
-            </w:r>
-            <w:proofErr w:type="spellStart"/>
-            <w:r>
-              <w:t>Khoverine</w:t>
-            </w:r>
-            <w:proofErr w:type="spellEnd"/>
           </w:p>
         </w:tc>
       </w:tr>
@@ -581,13 +547,30 @@
           </w:tcPr>
           <w:p>
             <w:r>
-              <w:t xml:space="preserve">Emil </w:t>
+              <w:t>Eudocie De Khoverine</w:t>
             </w:r>
-            <w:proofErr w:type="spellStart"/>
+          </w:p>
+        </w:tc>
+      </w:tr>
+      <w:tr>
+        <w:tc>
+          <w:tcPr>
+            <w:tcW w:w="4531" w:type="dxa"/>
+          </w:tcPr>
+          <w:p>
             <w:r>
-              <w:t>Gunnarsson</w:t>
+              <w:t>Membre du projet :</w:t>
             </w:r>
-            <w:proofErr w:type="spellEnd"/>
+          </w:p>
+        </w:tc>
+        <w:tc>
+          <w:tcPr>
+            <w:tcW w:w="4531" w:type="dxa"/>
+          </w:tcPr>
+          <w:p>
+            <w:r>
+              <w:t>Emil Gunnarsson</w:t>
+            </w:r>
           </w:p>
         </w:tc>
       </w:tr>
@@ -633,13 +616,8 @@
           </w:tcPr>
           <w:p>
             <w:r>
-              <w:t xml:space="preserve">Tristan </w:t>
+              <w:t>Tristan Bonnière</w:t>
             </w:r>
-            <w:proofErr w:type="spellStart"/>
-            <w:r>
-              <w:t>Bonnière</w:t>
-            </w:r>
-            <w:proofErr w:type="spellEnd"/>
           </w:p>
         </w:tc>
       </w:tr>
@@ -712,6 +690,342 @@
     </w:tbl>
     <w:p/>
     <w:p/>
+    <w:p/>
+    <w:p>
+      <w:r>
+        <w:tab/>
+      </w:r>
+      <w:r>
+        <w:tab/>
+      </w:r>
+    </w:p>
+    <w:p>
+      <w:pPr>
+        <w:rPr>
+          <w:sz w:val="28"/>
+          <w:szCs w:val="28"/>
+        </w:rPr>
+      </w:pPr>
+      <w:r>
+        <w:rPr>
+          <w:b/>
+          <w:bCs/>
+          <w:sz w:val="28"/>
+          <w:szCs w:val="28"/>
+          <w:u w:val="single"/>
+        </w:rPr>
+        <w:lastRenderedPageBreak/>
+        <w:t>Sommaire :</w:t>
+      </w:r>
+    </w:p>
+    <w:p>
+      <w:pPr>
+        <w:pStyle w:val="Paragraphedeliste"/>
+        <w:numPr>
+          <w:ilvl w:val="0"/>
+          <w:numId w:val="4"/>
+        </w:numPr>
+        <w:rPr>
+          <w:sz w:val="28"/>
+          <w:szCs w:val="28"/>
+        </w:rPr>
+      </w:pPr>
+      <w:r>
+        <w:rPr>
+          <w:sz w:val="28"/>
+          <w:szCs w:val="28"/>
+        </w:rPr>
+        <w:t>Présentation globale du projet</w:t>
+      </w:r>
+    </w:p>
+    <w:p>
+      <w:pPr>
+        <w:pStyle w:val="Paragraphedeliste"/>
+        <w:numPr>
+          <w:ilvl w:val="0"/>
+          <w:numId w:val="4"/>
+        </w:numPr>
+        <w:rPr>
+          <w:sz w:val="28"/>
+          <w:szCs w:val="28"/>
+        </w:rPr>
+      </w:pPr>
+      <w:r>
+        <w:rPr>
+          <w:sz w:val="28"/>
+          <w:szCs w:val="28"/>
+        </w:rPr>
+        <w:t>Organisation du travail</w:t>
+      </w:r>
+    </w:p>
+    <w:p>
+      <w:pPr>
+        <w:pStyle w:val="Paragraphedeliste"/>
+        <w:numPr>
+          <w:ilvl w:val="0"/>
+          <w:numId w:val="4"/>
+        </w:numPr>
+        <w:rPr>
+          <w:sz w:val="28"/>
+          <w:szCs w:val="28"/>
+        </w:rPr>
+      </w:pPr>
+      <w:r>
+        <w:rPr>
+          <w:sz w:val="28"/>
+          <w:szCs w:val="28"/>
+        </w:rPr>
+        <w:t>Présentation des étapes du projet</w:t>
+      </w:r>
+    </w:p>
+    <w:p>
+      <w:pPr>
+        <w:pStyle w:val="Paragraphedeliste"/>
+        <w:numPr>
+          <w:ilvl w:val="0"/>
+          <w:numId w:val="4"/>
+        </w:numPr>
+        <w:rPr>
+          <w:sz w:val="28"/>
+          <w:szCs w:val="28"/>
+        </w:rPr>
+      </w:pPr>
+      <w:r>
+        <w:rPr>
+          <w:sz w:val="28"/>
+          <w:szCs w:val="28"/>
+        </w:rPr>
+        <w:t>Validation de l’opérationnalité du projet/de son fonctionnement</w:t>
+      </w:r>
+    </w:p>
+    <w:p>
+      <w:pPr>
+        <w:pStyle w:val="Paragraphedeliste"/>
+        <w:numPr>
+          <w:ilvl w:val="0"/>
+          <w:numId w:val="4"/>
+        </w:numPr>
+        <w:rPr>
+          <w:sz w:val="28"/>
+          <w:szCs w:val="28"/>
+        </w:rPr>
+      </w:pPr>
+      <w:r>
+        <w:rPr>
+          <w:sz w:val="28"/>
+          <w:szCs w:val="28"/>
+        </w:rPr>
+        <w:t>Ouverture</w:t>
+      </w:r>
+    </w:p>
+    <w:p>
+      <w:pPr>
+        <w:rPr>
+          <w:sz w:val="28"/>
+          <w:szCs w:val="28"/>
+        </w:rPr>
+      </w:pPr>
+    </w:p>
+    <w:p>
+      <w:pPr>
+        <w:rPr>
+          <w:sz w:val="28"/>
+          <w:szCs w:val="28"/>
+        </w:rPr>
+      </w:pPr>
+      <w:r>
+        <w:rPr>
+          <w:sz w:val="28"/>
+          <w:szCs w:val="28"/>
+        </w:rPr>
+        <w:br w:type="page"/>
+      </w:r>
+    </w:p>
+    <w:p>
+      <w:pPr>
+        <w:pStyle w:val="Paragraphedeliste"/>
+        <w:numPr>
+          <w:ilvl w:val="0"/>
+          <w:numId w:val="5"/>
+        </w:numPr>
+        <w:rPr>
+          <w:b/>
+          <w:bCs/>
+          <w:sz w:val="28"/>
+          <w:szCs w:val="28"/>
+          <w:u w:val="single"/>
+        </w:rPr>
+      </w:pPr>
+      <w:r>
+        <w:rPr>
+          <w:b/>
+          <w:bCs/>
+          <w:sz w:val="28"/>
+          <w:szCs w:val="28"/>
+          <w:u w:val="single"/>
+        </w:rPr>
+        <w:lastRenderedPageBreak/>
+        <w:t>Présentation globale du projet</w:t>
+      </w:r>
+    </w:p>
+    <w:p>
+      <w:pPr>
+        <w:rPr>
+          <w:sz w:val="28"/>
+          <w:szCs w:val="28"/>
+        </w:rPr>
+      </w:pPr>
+      <w:r>
+        <w:rPr>
+          <w:sz w:val="28"/>
+          <w:szCs w:val="28"/>
+        </w:rPr>
+        <w:br w:type="page"/>
+      </w:r>
+    </w:p>
+    <w:p>
+      <w:pPr>
+        <w:pStyle w:val="Paragraphedeliste"/>
+        <w:numPr>
+          <w:ilvl w:val="0"/>
+          <w:numId w:val="8"/>
+        </w:numPr>
+        <w:rPr>
+          <w:b/>
+          <w:bCs/>
+          <w:sz w:val="28"/>
+          <w:szCs w:val="28"/>
+          <w:u w:val="single"/>
+        </w:rPr>
+      </w:pPr>
+      <w:r>
+        <w:rPr>
+          <w:b/>
+          <w:bCs/>
+          <w:sz w:val="28"/>
+          <w:szCs w:val="28"/>
+          <w:u w:val="single"/>
+        </w:rPr>
+        <w:lastRenderedPageBreak/>
+        <w:t>Organisation du travail</w:t>
+      </w:r>
+    </w:p>
+    <w:p>
+      <w:pPr>
+        <w:rPr>
+          <w:sz w:val="28"/>
+          <w:szCs w:val="28"/>
+        </w:rPr>
+      </w:pPr>
+    </w:p>
+    <w:p>
+      <w:pPr>
+        <w:rPr>
+          <w:sz w:val="28"/>
+          <w:szCs w:val="28"/>
+        </w:rPr>
+      </w:pPr>
+      <w:r>
+        <w:rPr>
+          <w:sz w:val="28"/>
+          <w:szCs w:val="28"/>
+        </w:rPr>
+        <w:br w:type="page"/>
+      </w:r>
+    </w:p>
+    <w:p>
+      <w:pPr>
+        <w:pStyle w:val="Paragraphedeliste"/>
+        <w:numPr>
+          <w:ilvl w:val="0"/>
+          <w:numId w:val="11"/>
+        </w:numPr>
+        <w:rPr>
+          <w:sz w:val="28"/>
+          <w:szCs w:val="28"/>
+        </w:rPr>
+      </w:pPr>
+      <w:r>
+        <w:rPr>
+          <w:sz w:val="28"/>
+          <w:szCs w:val="28"/>
+        </w:rPr>
+        <w:lastRenderedPageBreak/>
+        <w:t>Présentation des étapes du projet</w:t>
+      </w:r>
+    </w:p>
+    <w:p>
+      <w:pPr>
+        <w:rPr>
+          <w:sz w:val="28"/>
+          <w:szCs w:val="28"/>
+        </w:rPr>
+      </w:pPr>
+      <w:r>
+        <w:rPr>
+          <w:sz w:val="28"/>
+          <w:szCs w:val="28"/>
+        </w:rPr>
+        <w:br w:type="page"/>
+      </w:r>
+    </w:p>
+    <w:p>
+      <w:pPr>
+        <w:pStyle w:val="Paragraphedeliste"/>
+        <w:numPr>
+          <w:ilvl w:val="0"/>
+          <w:numId w:val="13"/>
+        </w:numPr>
+        <w:rPr>
+          <w:sz w:val="28"/>
+          <w:szCs w:val="28"/>
+        </w:rPr>
+      </w:pPr>
+      <w:r>
+        <w:rPr>
+          <w:sz w:val="28"/>
+          <w:szCs w:val="28"/>
+        </w:rPr>
+        <w:lastRenderedPageBreak/>
+        <w:t>Validation de l’opérationnalité du projet/de son fonctionnement</w:t>
+      </w:r>
+    </w:p>
+    <w:p>
+      <w:pPr>
+        <w:rPr>
+          <w:sz w:val="28"/>
+          <w:szCs w:val="28"/>
+        </w:rPr>
+      </w:pPr>
+      <w:r>
+        <w:rPr>
+          <w:sz w:val="28"/>
+          <w:szCs w:val="28"/>
+        </w:rPr>
+        <w:br w:type="page"/>
+      </w:r>
+    </w:p>
+    <w:p>
+      <w:pPr>
+        <w:pStyle w:val="Paragraphedeliste"/>
+        <w:numPr>
+          <w:ilvl w:val="0"/>
+          <w:numId w:val="15"/>
+        </w:numPr>
+        <w:rPr>
+          <w:sz w:val="28"/>
+          <w:szCs w:val="28"/>
+        </w:rPr>
+      </w:pPr>
+      <w:r>
+        <w:rPr>
+          <w:sz w:val="28"/>
+          <w:szCs w:val="28"/>
+        </w:rPr>
+        <w:lastRenderedPageBreak/>
+        <w:t>Ouverture</w:t>
+      </w:r>
+    </w:p>
     <w:sectPr>
       <w:pgSz w:w="11906" w:h="16838"/>
       <w:pgMar w:top="1417" w:right="1417" w:bottom="1417" w:left="1417" w:header="708" w:footer="708" w:gutter="0"/>
@@ -720,6 +1034,1417 @@
     </w:sectPr>
   </w:body>
 </w:document>
+</file>
+
+<file path=word/endnotes.xml><?xml version="1.0" encoding="utf-8"?>
+<w:endnotes xmlns:wpc="http://schemas.microsoft.com/office/word/2010/wordprocessingCanvas" xmlns:cx="http://schemas.microsoft.com/office/drawing/2014/chartex" xmlns:cx1="http://schemas.microsoft.com/office/drawing/2015/9/8/chartex" xmlns:cx2="http://schemas.microsoft.com/office/drawing/2015/10/21/chartex" xmlns:cx3="http://schemas.microsoft.com/office/drawing/2016/5/9/chartex" xmlns:cx4="http://schemas.microsoft.com/office/drawing/2016/5/10/chartex" xmlns:cx5="http://schemas.microsoft.com/office/drawing/2016/5/11/chartex" xmlns:cx6="http://schemas.microsoft.com/office/drawing/2016/5/12/chartex" xmlns:cx7="http://schemas.microsoft.com/office/drawing/2016/5/13/chartex" xmlns:cx8="http://schemas.microsoft.com/office/drawing/2016/5/14/chartex" xmlns:mc="http://schemas.openxmlformats.org/markup-compatibility/2006" xmlns:aink="http://schemas.microsoft.com/office/drawing/2016/ink" xmlns:am3d="http://schemas.microsoft.com/office/drawing/2017/model3d" xmlns:o="urn:schemas-microsoft-com:office:office" xmlns:oel="http://schemas.microsoft.com/office/2019/extlst" xmlns:r="http://schemas.openxmlformats.org/officeDocument/2006/relationships" xmlns:m="http://schemas.openxmlformats.org/officeDocument/2006/math" xmlns:v="urn:schemas-microsoft-com:vml" xmlns:wp14="http://schemas.microsoft.com/office/word/2010/wordprocessingDrawing" xmlns:wp="http://schemas.openxmlformats.org/drawingml/2006/wordprocessingDrawing" xmlns:w10="urn:schemas-microsoft-com:office:word" xmlns:w="http://schemas.openxmlformats.org/wordprocessingml/2006/main" xmlns:w14="http://schemas.microsoft.com/office/word/2010/wordml" xmlns:w15="http://schemas.microsoft.com/office/word/2012/wordml" xmlns:w16cex="http://schemas.microsoft.com/office/word/2018/wordml/cex" xmlns:w16cid="http://schemas.microsoft.com/office/word/2016/wordml/cid" xmlns:w16="http://schemas.microsoft.com/office/word/2018/wordml" xmlns:w16sdtdh="http://schemas.microsoft.com/office/word/2020/wordml/sdtdatahash" xmlns:w16se="http://schemas.microsoft.com/office/word/2015/wordml/symex" xmlns:wpg="http://schemas.microsoft.com/office/word/2010/wordprocessingGroup" xmlns:wpi="http://schemas.microsoft.com/office/word/2010/wordprocessingInk" xmlns:wne="http://schemas.microsoft.com/office/word/2006/wordml" xmlns:wps="http://schemas.microsoft.com/office/word/2010/wordprocessingShape" mc:Ignorable="w14 w15 w16se w16cid w16 w16cex w16sdtdh wp14">
+  <w:endnote w:type="separator" w:id="-1">
+    <w:p>
+      <w:pPr>
+        <w:spacing w:after="0" w:line="240" w:lineRule="auto"/>
+      </w:pPr>
+      <w:r>
+        <w:separator/>
+      </w:r>
+    </w:p>
+  </w:endnote>
+  <w:endnote w:type="continuationSeparator" w:id="0">
+    <w:p>
+      <w:pPr>
+        <w:spacing w:after="0" w:line="240" w:lineRule="auto"/>
+      </w:pPr>
+      <w:r>
+        <w:continuationSeparator/>
+      </w:r>
+    </w:p>
+  </w:endnote>
+</w:endnotes>
+</file>
+
+<file path=word/footnotes.xml><?xml version="1.0" encoding="utf-8"?>
+<w:footnotes xmlns:wpc="http://schemas.microsoft.com/office/word/2010/wordprocessingCanvas" xmlns:cx="http://schemas.microsoft.com/office/drawing/2014/chartex" xmlns:cx1="http://schemas.microsoft.com/office/drawing/2015/9/8/chartex" xmlns:cx2="http://schemas.microsoft.com/office/drawing/2015/10/21/chartex" xmlns:cx3="http://schemas.microsoft.com/office/drawing/2016/5/9/chartex" xmlns:cx4="http://schemas.microsoft.com/office/drawing/2016/5/10/chartex" xmlns:cx5="http://schemas.microsoft.com/office/drawing/2016/5/11/chartex" xmlns:cx6="http://schemas.microsoft.com/office/drawing/2016/5/12/chartex" xmlns:cx7="http://schemas.microsoft.com/office/drawing/2016/5/13/chartex" xmlns:cx8="http://schemas.microsoft.com/office/drawing/2016/5/14/chartex" xmlns:mc="http://schemas.openxmlformats.org/markup-compatibility/2006" xmlns:aink="http://schemas.microsoft.com/office/drawing/2016/ink" xmlns:am3d="http://schemas.microsoft.com/office/drawing/2017/model3d" xmlns:o="urn:schemas-microsoft-com:office:office" xmlns:oel="http://schemas.microsoft.com/office/2019/extlst" xmlns:r="http://schemas.openxmlformats.org/officeDocument/2006/relationships" xmlns:m="http://schemas.openxmlformats.org/officeDocument/2006/math" xmlns:v="urn:schemas-microsoft-com:vml" xmlns:wp14="http://schemas.microsoft.com/office/word/2010/wordprocessingDrawing" xmlns:wp="http://schemas.openxmlformats.org/drawingml/2006/wordprocessingDrawing" xmlns:w10="urn:schemas-microsoft-com:office:word" xmlns:w="http://schemas.openxmlformats.org/wordprocessingml/2006/main" xmlns:w14="http://schemas.microsoft.com/office/word/2010/wordml" xmlns:w15="http://schemas.microsoft.com/office/word/2012/wordml" xmlns:w16cex="http://schemas.microsoft.com/office/word/2018/wordml/cex" xmlns:w16cid="http://schemas.microsoft.com/office/word/2016/wordml/cid" xmlns:w16="http://schemas.microsoft.com/office/word/2018/wordml" xmlns:w16sdtdh="http://schemas.microsoft.com/office/word/2020/wordml/sdtdatahash" xmlns:w16se="http://schemas.microsoft.com/office/word/2015/wordml/symex" xmlns:wpg="http://schemas.microsoft.com/office/word/2010/wordprocessingGroup" xmlns:wpi="http://schemas.microsoft.com/office/word/2010/wordprocessingInk" xmlns:wne="http://schemas.microsoft.com/office/word/2006/wordml" xmlns:wps="http://schemas.microsoft.com/office/word/2010/wordprocessingShape" mc:Ignorable="w14 w15 w16se w16cid w16 w16cex w16sdtdh wp14">
+  <w:footnote w:type="separator" w:id="-1">
+    <w:p>
+      <w:pPr>
+        <w:spacing w:after="0" w:line="240" w:lineRule="auto"/>
+      </w:pPr>
+      <w:r>
+        <w:separator/>
+      </w:r>
+    </w:p>
+  </w:footnote>
+  <w:footnote w:type="continuationSeparator" w:id="0">
+    <w:p>
+      <w:pPr>
+        <w:spacing w:after="0" w:line="240" w:lineRule="auto"/>
+      </w:pPr>
+      <w:r>
+        <w:continuationSeparator/>
+      </w:r>
+    </w:p>
+  </w:footnote>
+</w:footnotes>
+</file>
+
+<file path=word/numbering.xml><?xml version="1.0" encoding="utf-8"?>
+<w:numbering xmlns:wpc="http://schemas.microsoft.com/office/word/2010/wordprocessingCanvas" xmlns:cx="http://schemas.microsoft.com/office/drawing/2014/chartex" xmlns:cx1="http://schemas.microsoft.com/office/drawing/2015/9/8/chartex" xmlns:cx2="http://schemas.microsoft.com/office/drawing/2015/10/21/chartex" xmlns:cx3="http://schemas.microsoft.com/office/drawing/2016/5/9/chartex" xmlns:cx4="http://schemas.microsoft.com/office/drawing/2016/5/10/chartex" xmlns:cx5="http://schemas.microsoft.com/office/drawing/2016/5/11/chartex" xmlns:cx6="http://schemas.microsoft.com/office/drawing/2016/5/12/chartex" xmlns:cx7="http://schemas.microsoft.com/office/drawing/2016/5/13/chartex" xmlns:cx8="http://schemas.microsoft.com/office/drawing/2016/5/14/chartex" xmlns:mc="http://schemas.openxmlformats.org/markup-compatibility/2006" xmlns:aink="http://schemas.microsoft.com/office/drawing/2016/ink" xmlns:am3d="http://schemas.microsoft.com/office/drawing/2017/model3d" xmlns:o="urn:schemas-microsoft-com:office:office" xmlns:oel="http://schemas.microsoft.com/office/2019/extlst" xmlns:r="http://schemas.openxmlformats.org/officeDocument/2006/relationships" xmlns:m="http://schemas.openxmlformats.org/officeDocument/2006/math" xmlns:v="urn:schemas-microsoft-com:vml" xmlns:wp14="http://schemas.microsoft.com/office/word/2010/wordprocessingDrawing" xmlns:wp="http://schemas.openxmlformats.org/drawingml/2006/wordprocessingDrawing" xmlns:w10="urn:schemas-microsoft-com:office:word" xmlns:w="http://schemas.openxmlformats.org/wordprocessingml/2006/main" xmlns:w14="http://schemas.microsoft.com/office/word/2010/wordml" xmlns:w15="http://schemas.microsoft.com/office/word/2012/wordml" xmlns:w16cex="http://schemas.microsoft.com/office/word/2018/wordml/cex" xmlns:w16cid="http://schemas.microsoft.com/office/word/2016/wordml/cid" xmlns:w16="http://schemas.microsoft.com/office/word/2018/wordml" xmlns:w16sdtdh="http://schemas.microsoft.com/office/word/2020/wordml/sdtdatahash" xmlns:w16se="http://schemas.microsoft.com/office/word/2015/wordml/symex" xmlns:wpg="http://schemas.microsoft.com/office/word/2010/wordprocessingGroup" xmlns:wpi="http://schemas.microsoft.com/office/word/2010/wordprocessingInk" xmlns:wne="http://schemas.microsoft.com/office/word/2006/wordml" xmlns:wps="http://schemas.microsoft.com/office/word/2010/wordprocessingShape" mc:Ignorable="w14 w15 w16se w16cid w16 w16cex w16sdtdh wp14">
+  <w:abstractNum w:abstractNumId="0" w15:restartNumberingAfterBreak="0">
+    <w:nsid w:val="00E6239A"/>
+    <w:multiLevelType w:val="hybridMultilevel"/>
+    <w:tmpl w:val="6178B32C"/>
+    <w:lvl w:ilvl="0" w:tplc="FFFFFFFF">
+      <w:start w:val="1"/>
+      <w:numFmt w:val="upperRoman"/>
+      <w:lvlText w:val="%1."/>
+      <w:lvlJc w:val="right"/>
+      <w:pPr>
+        <w:ind w:left="720" w:hanging="360"/>
+      </w:pPr>
+    </w:lvl>
+    <w:lvl w:ilvl="1" w:tplc="FFFFFFFF" w:tentative="1">
+      <w:start w:val="1"/>
+      <w:numFmt w:val="lowerLetter"/>
+      <w:lvlText w:val="%2."/>
+      <w:lvlJc w:val="left"/>
+      <w:pPr>
+        <w:ind w:left="1440" w:hanging="360"/>
+      </w:pPr>
+    </w:lvl>
+    <w:lvl w:ilvl="2" w:tplc="FFFFFFFF" w:tentative="1">
+      <w:start w:val="1"/>
+      <w:numFmt w:val="lowerRoman"/>
+      <w:lvlText w:val="%3."/>
+      <w:lvlJc w:val="right"/>
+      <w:pPr>
+        <w:ind w:left="2160" w:hanging="180"/>
+      </w:pPr>
+    </w:lvl>
+    <w:lvl w:ilvl="3" w:tplc="FFFFFFFF" w:tentative="1">
+      <w:start w:val="1"/>
+      <w:numFmt w:val="decimal"/>
+      <w:lvlText w:val="%4."/>
+      <w:lvlJc w:val="left"/>
+      <w:pPr>
+        <w:ind w:left="2880" w:hanging="360"/>
+      </w:pPr>
+    </w:lvl>
+    <w:lvl w:ilvl="4" w:tplc="FFFFFFFF" w:tentative="1">
+      <w:start w:val="1"/>
+      <w:numFmt w:val="lowerLetter"/>
+      <w:lvlText w:val="%5."/>
+      <w:lvlJc w:val="left"/>
+      <w:pPr>
+        <w:ind w:left="3600" w:hanging="360"/>
+      </w:pPr>
+    </w:lvl>
+    <w:lvl w:ilvl="5" w:tplc="FFFFFFFF" w:tentative="1">
+      <w:start w:val="1"/>
+      <w:numFmt w:val="lowerRoman"/>
+      <w:lvlText w:val="%6."/>
+      <w:lvlJc w:val="right"/>
+      <w:pPr>
+        <w:ind w:left="4320" w:hanging="180"/>
+      </w:pPr>
+    </w:lvl>
+    <w:lvl w:ilvl="6" w:tplc="FFFFFFFF" w:tentative="1">
+      <w:start w:val="1"/>
+      <w:numFmt w:val="decimal"/>
+      <w:lvlText w:val="%7."/>
+      <w:lvlJc w:val="left"/>
+      <w:pPr>
+        <w:ind w:left="5040" w:hanging="360"/>
+      </w:pPr>
+    </w:lvl>
+    <w:lvl w:ilvl="7" w:tplc="FFFFFFFF" w:tentative="1">
+      <w:start w:val="1"/>
+      <w:numFmt w:val="lowerLetter"/>
+      <w:lvlText w:val="%8."/>
+      <w:lvlJc w:val="left"/>
+      <w:pPr>
+        <w:ind w:left="5760" w:hanging="360"/>
+      </w:pPr>
+    </w:lvl>
+    <w:lvl w:ilvl="8" w:tplc="FFFFFFFF" w:tentative="1">
+      <w:start w:val="1"/>
+      <w:numFmt w:val="lowerRoman"/>
+      <w:lvlText w:val="%9."/>
+      <w:lvlJc w:val="right"/>
+      <w:pPr>
+        <w:ind w:left="6480" w:hanging="180"/>
+      </w:pPr>
+    </w:lvl>
+  </w:abstractNum>
+  <w:abstractNum w:abstractNumId="1" w15:restartNumberingAfterBreak="0">
+    <w:nsid w:val="11F46556"/>
+    <w:multiLevelType w:val="hybridMultilevel"/>
+    <w:tmpl w:val="B7EA431A"/>
+    <w:lvl w:ilvl="0" w:tplc="040C0013">
+      <w:start w:val="1"/>
+      <w:numFmt w:val="upperRoman"/>
+      <w:lvlText w:val="%1."/>
+      <w:lvlJc w:val="right"/>
+      <w:pPr>
+        <w:ind w:left="720" w:hanging="360"/>
+      </w:pPr>
+    </w:lvl>
+    <w:lvl w:ilvl="1" w:tplc="040C0019" w:tentative="1">
+      <w:start w:val="1"/>
+      <w:numFmt w:val="lowerLetter"/>
+      <w:lvlText w:val="%2."/>
+      <w:lvlJc w:val="left"/>
+      <w:pPr>
+        <w:ind w:left="1440" w:hanging="360"/>
+      </w:pPr>
+    </w:lvl>
+    <w:lvl w:ilvl="2" w:tplc="040C001B" w:tentative="1">
+      <w:start w:val="1"/>
+      <w:numFmt w:val="lowerRoman"/>
+      <w:lvlText w:val="%3."/>
+      <w:lvlJc w:val="right"/>
+      <w:pPr>
+        <w:ind w:left="2160" w:hanging="180"/>
+      </w:pPr>
+    </w:lvl>
+    <w:lvl w:ilvl="3" w:tplc="040C000F" w:tentative="1">
+      <w:start w:val="1"/>
+      <w:numFmt w:val="decimal"/>
+      <w:lvlText w:val="%4."/>
+      <w:lvlJc w:val="left"/>
+      <w:pPr>
+        <w:ind w:left="2880" w:hanging="360"/>
+      </w:pPr>
+    </w:lvl>
+    <w:lvl w:ilvl="4" w:tplc="040C0019" w:tentative="1">
+      <w:start w:val="1"/>
+      <w:numFmt w:val="lowerLetter"/>
+      <w:lvlText w:val="%5."/>
+      <w:lvlJc w:val="left"/>
+      <w:pPr>
+        <w:ind w:left="3600" w:hanging="360"/>
+      </w:pPr>
+    </w:lvl>
+    <w:lvl w:ilvl="5" w:tplc="040C001B" w:tentative="1">
+      <w:start w:val="1"/>
+      <w:numFmt w:val="lowerRoman"/>
+      <w:lvlText w:val="%6."/>
+      <w:lvlJc w:val="right"/>
+      <w:pPr>
+        <w:ind w:left="4320" w:hanging="180"/>
+      </w:pPr>
+    </w:lvl>
+    <w:lvl w:ilvl="6" w:tplc="040C000F" w:tentative="1">
+      <w:start w:val="1"/>
+      <w:numFmt w:val="decimal"/>
+      <w:lvlText w:val="%7."/>
+      <w:lvlJc w:val="left"/>
+      <w:pPr>
+        <w:ind w:left="5040" w:hanging="360"/>
+      </w:pPr>
+    </w:lvl>
+    <w:lvl w:ilvl="7" w:tplc="040C0019" w:tentative="1">
+      <w:start w:val="1"/>
+      <w:numFmt w:val="lowerLetter"/>
+      <w:lvlText w:val="%8."/>
+      <w:lvlJc w:val="left"/>
+      <w:pPr>
+        <w:ind w:left="5760" w:hanging="360"/>
+      </w:pPr>
+    </w:lvl>
+    <w:lvl w:ilvl="8" w:tplc="040C001B" w:tentative="1">
+      <w:start w:val="1"/>
+      <w:numFmt w:val="lowerRoman"/>
+      <w:lvlText w:val="%9."/>
+      <w:lvlJc w:val="right"/>
+      <w:pPr>
+        <w:ind w:left="6480" w:hanging="180"/>
+      </w:pPr>
+    </w:lvl>
+  </w:abstractNum>
+  <w:abstractNum w:abstractNumId="2" w15:restartNumberingAfterBreak="0">
+    <w:nsid w:val="12726116"/>
+    <w:multiLevelType w:val="hybridMultilevel"/>
+    <w:tmpl w:val="6178B32C"/>
+    <w:lvl w:ilvl="0" w:tplc="040C0013">
+      <w:start w:val="1"/>
+      <w:numFmt w:val="upperRoman"/>
+      <w:lvlText w:val="%1."/>
+      <w:lvlJc w:val="right"/>
+      <w:pPr>
+        <w:ind w:left="720" w:hanging="360"/>
+      </w:pPr>
+    </w:lvl>
+    <w:lvl w:ilvl="1" w:tplc="040C0019" w:tentative="1">
+      <w:start w:val="1"/>
+      <w:numFmt w:val="lowerLetter"/>
+      <w:lvlText w:val="%2."/>
+      <w:lvlJc w:val="left"/>
+      <w:pPr>
+        <w:ind w:left="1440" w:hanging="360"/>
+      </w:pPr>
+    </w:lvl>
+    <w:lvl w:ilvl="2" w:tplc="040C001B" w:tentative="1">
+      <w:start w:val="1"/>
+      <w:numFmt w:val="lowerRoman"/>
+      <w:lvlText w:val="%3."/>
+      <w:lvlJc w:val="right"/>
+      <w:pPr>
+        <w:ind w:left="2160" w:hanging="180"/>
+      </w:pPr>
+    </w:lvl>
+    <w:lvl w:ilvl="3" w:tplc="040C000F" w:tentative="1">
+      <w:start w:val="1"/>
+      <w:numFmt w:val="decimal"/>
+      <w:lvlText w:val="%4."/>
+      <w:lvlJc w:val="left"/>
+      <w:pPr>
+        <w:ind w:left="2880" w:hanging="360"/>
+      </w:pPr>
+    </w:lvl>
+    <w:lvl w:ilvl="4" w:tplc="040C0019" w:tentative="1">
+      <w:start w:val="1"/>
+      <w:numFmt w:val="lowerLetter"/>
+      <w:lvlText w:val="%5."/>
+      <w:lvlJc w:val="left"/>
+      <w:pPr>
+        <w:ind w:left="3600" w:hanging="360"/>
+      </w:pPr>
+    </w:lvl>
+    <w:lvl w:ilvl="5" w:tplc="040C001B" w:tentative="1">
+      <w:start w:val="1"/>
+      <w:numFmt w:val="lowerRoman"/>
+      <w:lvlText w:val="%6."/>
+      <w:lvlJc w:val="right"/>
+      <w:pPr>
+        <w:ind w:left="4320" w:hanging="180"/>
+      </w:pPr>
+    </w:lvl>
+    <w:lvl w:ilvl="6" w:tplc="040C000F" w:tentative="1">
+      <w:start w:val="1"/>
+      <w:numFmt w:val="decimal"/>
+      <w:lvlText w:val="%7."/>
+      <w:lvlJc w:val="left"/>
+      <w:pPr>
+        <w:ind w:left="5040" w:hanging="360"/>
+      </w:pPr>
+    </w:lvl>
+    <w:lvl w:ilvl="7" w:tplc="040C0019" w:tentative="1">
+      <w:start w:val="1"/>
+      <w:numFmt w:val="lowerLetter"/>
+      <w:lvlText w:val="%8."/>
+      <w:lvlJc w:val="left"/>
+      <w:pPr>
+        <w:ind w:left="5760" w:hanging="360"/>
+      </w:pPr>
+    </w:lvl>
+    <w:lvl w:ilvl="8" w:tplc="040C001B" w:tentative="1">
+      <w:start w:val="1"/>
+      <w:numFmt w:val="lowerRoman"/>
+      <w:lvlText w:val="%9."/>
+      <w:lvlJc w:val="right"/>
+      <w:pPr>
+        <w:ind w:left="6480" w:hanging="180"/>
+      </w:pPr>
+    </w:lvl>
+  </w:abstractNum>
+  <w:abstractNum w:abstractNumId="3" w15:restartNumberingAfterBreak="0">
+    <w:nsid w:val="1C507084"/>
+    <w:multiLevelType w:val="hybridMultilevel"/>
+    <w:tmpl w:val="6A4EA6C8"/>
+    <w:lvl w:ilvl="0" w:tplc="040C0013">
+      <w:start w:val="1"/>
+      <w:numFmt w:val="upperRoman"/>
+      <w:lvlText w:val="%1."/>
+      <w:lvlJc w:val="right"/>
+      <w:pPr>
+        <w:ind w:left="720" w:hanging="360"/>
+      </w:pPr>
+    </w:lvl>
+    <w:lvl w:ilvl="1" w:tplc="040C0019" w:tentative="1">
+      <w:start w:val="1"/>
+      <w:numFmt w:val="lowerLetter"/>
+      <w:lvlText w:val="%2."/>
+      <w:lvlJc w:val="left"/>
+      <w:pPr>
+        <w:ind w:left="1440" w:hanging="360"/>
+      </w:pPr>
+    </w:lvl>
+    <w:lvl w:ilvl="2" w:tplc="040C001B" w:tentative="1">
+      <w:start w:val="1"/>
+      <w:numFmt w:val="lowerRoman"/>
+      <w:lvlText w:val="%3."/>
+      <w:lvlJc w:val="right"/>
+      <w:pPr>
+        <w:ind w:left="2160" w:hanging="180"/>
+      </w:pPr>
+    </w:lvl>
+    <w:lvl w:ilvl="3" w:tplc="040C000F" w:tentative="1">
+      <w:start w:val="1"/>
+      <w:numFmt w:val="decimal"/>
+      <w:lvlText w:val="%4."/>
+      <w:lvlJc w:val="left"/>
+      <w:pPr>
+        <w:ind w:left="2880" w:hanging="360"/>
+      </w:pPr>
+    </w:lvl>
+    <w:lvl w:ilvl="4" w:tplc="040C0019" w:tentative="1">
+      <w:start w:val="1"/>
+      <w:numFmt w:val="lowerLetter"/>
+      <w:lvlText w:val="%5."/>
+      <w:lvlJc w:val="left"/>
+      <w:pPr>
+        <w:ind w:left="3600" w:hanging="360"/>
+      </w:pPr>
+    </w:lvl>
+    <w:lvl w:ilvl="5" w:tplc="040C001B" w:tentative="1">
+      <w:start w:val="1"/>
+      <w:numFmt w:val="lowerRoman"/>
+      <w:lvlText w:val="%6."/>
+      <w:lvlJc w:val="right"/>
+      <w:pPr>
+        <w:ind w:left="4320" w:hanging="180"/>
+      </w:pPr>
+    </w:lvl>
+    <w:lvl w:ilvl="6" w:tplc="040C000F" w:tentative="1">
+      <w:start w:val="1"/>
+      <w:numFmt w:val="decimal"/>
+      <w:lvlText w:val="%7."/>
+      <w:lvlJc w:val="left"/>
+      <w:pPr>
+        <w:ind w:left="5040" w:hanging="360"/>
+      </w:pPr>
+    </w:lvl>
+    <w:lvl w:ilvl="7" w:tplc="040C0019" w:tentative="1">
+      <w:start w:val="1"/>
+      <w:numFmt w:val="lowerLetter"/>
+      <w:lvlText w:val="%8."/>
+      <w:lvlJc w:val="left"/>
+      <w:pPr>
+        <w:ind w:left="5760" w:hanging="360"/>
+      </w:pPr>
+    </w:lvl>
+    <w:lvl w:ilvl="8" w:tplc="040C001B" w:tentative="1">
+      <w:start w:val="1"/>
+      <w:numFmt w:val="lowerRoman"/>
+      <w:lvlText w:val="%9."/>
+      <w:lvlJc w:val="right"/>
+      <w:pPr>
+        <w:ind w:left="6480" w:hanging="180"/>
+      </w:pPr>
+    </w:lvl>
+  </w:abstractNum>
+  <w:abstractNum w:abstractNumId="4" w15:restartNumberingAfterBreak="0">
+    <w:nsid w:val="22037382"/>
+    <w:multiLevelType w:val="hybridMultilevel"/>
+    <w:tmpl w:val="67F6B0A2"/>
+    <w:lvl w:ilvl="0" w:tplc="FFFFFFFF">
+      <w:start w:val="1"/>
+      <w:numFmt w:val="upperRoman"/>
+      <w:lvlText w:val="%1."/>
+      <w:lvlJc w:val="left"/>
+      <w:pPr>
+        <w:ind w:left="720" w:hanging="360"/>
+      </w:pPr>
+      <w:rPr>
+        <w:rFonts w:ascii="Cascadia Code SemiLight" w:hAnsi="Cascadia Code SemiLight" w:hint="default"/>
+      </w:rPr>
+    </w:lvl>
+    <w:lvl w:ilvl="1" w:tplc="FFFFFFFF" w:tentative="1">
+      <w:start w:val="1"/>
+      <w:numFmt w:val="lowerLetter"/>
+      <w:lvlText w:val="%2."/>
+      <w:lvlJc w:val="left"/>
+      <w:pPr>
+        <w:ind w:left="1440" w:hanging="360"/>
+      </w:pPr>
+    </w:lvl>
+    <w:lvl w:ilvl="2" w:tplc="FFFFFFFF" w:tentative="1">
+      <w:start w:val="1"/>
+      <w:numFmt w:val="lowerRoman"/>
+      <w:lvlText w:val="%3."/>
+      <w:lvlJc w:val="right"/>
+      <w:pPr>
+        <w:ind w:left="2160" w:hanging="180"/>
+      </w:pPr>
+    </w:lvl>
+    <w:lvl w:ilvl="3" w:tplc="FFFFFFFF" w:tentative="1">
+      <w:start w:val="1"/>
+      <w:numFmt w:val="decimal"/>
+      <w:lvlText w:val="%4."/>
+      <w:lvlJc w:val="left"/>
+      <w:pPr>
+        <w:ind w:left="2880" w:hanging="360"/>
+      </w:pPr>
+    </w:lvl>
+    <w:lvl w:ilvl="4" w:tplc="FFFFFFFF" w:tentative="1">
+      <w:start w:val="1"/>
+      <w:numFmt w:val="lowerLetter"/>
+      <w:lvlText w:val="%5."/>
+      <w:lvlJc w:val="left"/>
+      <w:pPr>
+        <w:ind w:left="3600" w:hanging="360"/>
+      </w:pPr>
+    </w:lvl>
+    <w:lvl w:ilvl="5" w:tplc="FFFFFFFF" w:tentative="1">
+      <w:start w:val="1"/>
+      <w:numFmt w:val="lowerRoman"/>
+      <w:lvlText w:val="%6."/>
+      <w:lvlJc w:val="right"/>
+      <w:pPr>
+        <w:ind w:left="4320" w:hanging="180"/>
+      </w:pPr>
+    </w:lvl>
+    <w:lvl w:ilvl="6" w:tplc="FFFFFFFF" w:tentative="1">
+      <w:start w:val="1"/>
+      <w:numFmt w:val="decimal"/>
+      <w:lvlText w:val="%7."/>
+      <w:lvlJc w:val="left"/>
+      <w:pPr>
+        <w:ind w:left="5040" w:hanging="360"/>
+      </w:pPr>
+    </w:lvl>
+    <w:lvl w:ilvl="7" w:tplc="FFFFFFFF" w:tentative="1">
+      <w:start w:val="1"/>
+      <w:numFmt w:val="lowerLetter"/>
+      <w:lvlText w:val="%8."/>
+      <w:lvlJc w:val="left"/>
+      <w:pPr>
+        <w:ind w:left="5760" w:hanging="360"/>
+      </w:pPr>
+    </w:lvl>
+    <w:lvl w:ilvl="8" w:tplc="FFFFFFFF" w:tentative="1">
+      <w:start w:val="1"/>
+      <w:numFmt w:val="lowerRoman"/>
+      <w:lvlText w:val="%9."/>
+      <w:lvlJc w:val="right"/>
+      <w:pPr>
+        <w:ind w:left="6480" w:hanging="180"/>
+      </w:pPr>
+    </w:lvl>
+  </w:abstractNum>
+  <w:abstractNum w:abstractNumId="5" w15:restartNumberingAfterBreak="0">
+    <w:nsid w:val="30B37E42"/>
+    <w:multiLevelType w:val="hybridMultilevel"/>
+    <w:tmpl w:val="0EE25A2E"/>
+    <w:lvl w:ilvl="0" w:tplc="3828B8DC">
+      <w:start w:val="1"/>
+      <w:numFmt w:val="upperRoman"/>
+      <w:lvlText w:val="%1."/>
+      <w:lvlJc w:val="left"/>
+      <w:pPr>
+        <w:ind w:left="720" w:hanging="360"/>
+      </w:pPr>
+      <w:rPr>
+        <w:rFonts w:ascii="Cascadia Code SemiLight" w:hAnsi="Cascadia Code SemiLight" w:hint="default"/>
+      </w:rPr>
+    </w:lvl>
+    <w:lvl w:ilvl="1" w:tplc="040C0019" w:tentative="1">
+      <w:start w:val="1"/>
+      <w:numFmt w:val="lowerLetter"/>
+      <w:lvlText w:val="%2."/>
+      <w:lvlJc w:val="left"/>
+      <w:pPr>
+        <w:ind w:left="1440" w:hanging="360"/>
+      </w:pPr>
+    </w:lvl>
+    <w:lvl w:ilvl="2" w:tplc="040C001B" w:tentative="1">
+      <w:start w:val="1"/>
+      <w:numFmt w:val="lowerRoman"/>
+      <w:lvlText w:val="%3."/>
+      <w:lvlJc w:val="right"/>
+      <w:pPr>
+        <w:ind w:left="2160" w:hanging="180"/>
+      </w:pPr>
+    </w:lvl>
+    <w:lvl w:ilvl="3" w:tplc="040C000F" w:tentative="1">
+      <w:start w:val="1"/>
+      <w:numFmt w:val="decimal"/>
+      <w:lvlText w:val="%4."/>
+      <w:lvlJc w:val="left"/>
+      <w:pPr>
+        <w:ind w:left="2880" w:hanging="360"/>
+      </w:pPr>
+    </w:lvl>
+    <w:lvl w:ilvl="4" w:tplc="040C0019" w:tentative="1">
+      <w:start w:val="1"/>
+      <w:numFmt w:val="lowerLetter"/>
+      <w:lvlText w:val="%5."/>
+      <w:lvlJc w:val="left"/>
+      <w:pPr>
+        <w:ind w:left="3600" w:hanging="360"/>
+      </w:pPr>
+    </w:lvl>
+    <w:lvl w:ilvl="5" w:tplc="040C001B" w:tentative="1">
+      <w:start w:val="1"/>
+      <w:numFmt w:val="lowerRoman"/>
+      <w:lvlText w:val="%6."/>
+      <w:lvlJc w:val="right"/>
+      <w:pPr>
+        <w:ind w:left="4320" w:hanging="180"/>
+      </w:pPr>
+    </w:lvl>
+    <w:lvl w:ilvl="6" w:tplc="040C000F" w:tentative="1">
+      <w:start w:val="1"/>
+      <w:numFmt w:val="decimal"/>
+      <w:lvlText w:val="%7."/>
+      <w:lvlJc w:val="left"/>
+      <w:pPr>
+        <w:ind w:left="5040" w:hanging="360"/>
+      </w:pPr>
+    </w:lvl>
+    <w:lvl w:ilvl="7" w:tplc="040C0019" w:tentative="1">
+      <w:start w:val="1"/>
+      <w:numFmt w:val="lowerLetter"/>
+      <w:lvlText w:val="%8."/>
+      <w:lvlJc w:val="left"/>
+      <w:pPr>
+        <w:ind w:left="5760" w:hanging="360"/>
+      </w:pPr>
+    </w:lvl>
+    <w:lvl w:ilvl="8" w:tplc="040C001B" w:tentative="1">
+      <w:start w:val="1"/>
+      <w:numFmt w:val="lowerRoman"/>
+      <w:lvlText w:val="%9."/>
+      <w:lvlJc w:val="right"/>
+      <w:pPr>
+        <w:ind w:left="6480" w:hanging="180"/>
+      </w:pPr>
+    </w:lvl>
+  </w:abstractNum>
+  <w:abstractNum w:abstractNumId="6" w15:restartNumberingAfterBreak="0">
+    <w:nsid w:val="4D020F71"/>
+    <w:multiLevelType w:val="hybridMultilevel"/>
+    <w:tmpl w:val="B90E0336"/>
+    <w:lvl w:ilvl="0" w:tplc="FFFFFFFF">
+      <w:start w:val="1"/>
+      <w:numFmt w:val="upperRoman"/>
+      <w:lvlText w:val="%1."/>
+      <w:lvlJc w:val="right"/>
+      <w:pPr>
+        <w:ind w:left="720" w:hanging="360"/>
+      </w:pPr>
+    </w:lvl>
+    <w:lvl w:ilvl="1" w:tplc="FFFFFFFF" w:tentative="1">
+      <w:start w:val="1"/>
+      <w:numFmt w:val="lowerLetter"/>
+      <w:lvlText w:val="%2."/>
+      <w:lvlJc w:val="left"/>
+      <w:pPr>
+        <w:ind w:left="1440" w:hanging="360"/>
+      </w:pPr>
+    </w:lvl>
+    <w:lvl w:ilvl="2" w:tplc="FFFFFFFF" w:tentative="1">
+      <w:start w:val="1"/>
+      <w:numFmt w:val="lowerRoman"/>
+      <w:lvlText w:val="%3."/>
+      <w:lvlJc w:val="right"/>
+      <w:pPr>
+        <w:ind w:left="2160" w:hanging="180"/>
+      </w:pPr>
+    </w:lvl>
+    <w:lvl w:ilvl="3" w:tplc="FFFFFFFF" w:tentative="1">
+      <w:start w:val="1"/>
+      <w:numFmt w:val="decimal"/>
+      <w:lvlText w:val="%4."/>
+      <w:lvlJc w:val="left"/>
+      <w:pPr>
+        <w:ind w:left="2880" w:hanging="360"/>
+      </w:pPr>
+    </w:lvl>
+    <w:lvl w:ilvl="4" w:tplc="FFFFFFFF" w:tentative="1">
+      <w:start w:val="1"/>
+      <w:numFmt w:val="lowerLetter"/>
+      <w:lvlText w:val="%5."/>
+      <w:lvlJc w:val="left"/>
+      <w:pPr>
+        <w:ind w:left="3600" w:hanging="360"/>
+      </w:pPr>
+    </w:lvl>
+    <w:lvl w:ilvl="5" w:tplc="FFFFFFFF" w:tentative="1">
+      <w:start w:val="1"/>
+      <w:numFmt w:val="lowerRoman"/>
+      <w:lvlText w:val="%6."/>
+      <w:lvlJc w:val="right"/>
+      <w:pPr>
+        <w:ind w:left="4320" w:hanging="180"/>
+      </w:pPr>
+    </w:lvl>
+    <w:lvl w:ilvl="6" w:tplc="FFFFFFFF" w:tentative="1">
+      <w:start w:val="1"/>
+      <w:numFmt w:val="decimal"/>
+      <w:lvlText w:val="%7."/>
+      <w:lvlJc w:val="left"/>
+      <w:pPr>
+        <w:ind w:left="5040" w:hanging="360"/>
+      </w:pPr>
+    </w:lvl>
+    <w:lvl w:ilvl="7" w:tplc="FFFFFFFF" w:tentative="1">
+      <w:start w:val="1"/>
+      <w:numFmt w:val="lowerLetter"/>
+      <w:lvlText w:val="%8."/>
+      <w:lvlJc w:val="left"/>
+      <w:pPr>
+        <w:ind w:left="5760" w:hanging="360"/>
+      </w:pPr>
+    </w:lvl>
+    <w:lvl w:ilvl="8" w:tplc="FFFFFFFF" w:tentative="1">
+      <w:start w:val="1"/>
+      <w:numFmt w:val="lowerRoman"/>
+      <w:lvlText w:val="%9."/>
+      <w:lvlJc w:val="right"/>
+      <w:pPr>
+        <w:ind w:left="6480" w:hanging="180"/>
+      </w:pPr>
+    </w:lvl>
+  </w:abstractNum>
+  <w:abstractNum w:abstractNumId="7" w15:restartNumberingAfterBreak="0">
+    <w:nsid w:val="55B12878"/>
+    <w:multiLevelType w:val="hybridMultilevel"/>
+    <w:tmpl w:val="6B5AD9DA"/>
+    <w:lvl w:ilvl="0" w:tplc="412C8B86">
+      <w:start w:val="4"/>
+      <w:numFmt w:val="upperRoman"/>
+      <w:lvlText w:val="%1."/>
+      <w:lvlJc w:val="right"/>
+      <w:pPr>
+        <w:ind w:left="720" w:hanging="360"/>
+      </w:pPr>
+      <w:rPr>
+        <w:rFonts w:hint="default"/>
+      </w:rPr>
+    </w:lvl>
+    <w:lvl w:ilvl="1" w:tplc="040C0019" w:tentative="1">
+      <w:start w:val="1"/>
+      <w:numFmt w:val="lowerLetter"/>
+      <w:lvlText w:val="%2."/>
+      <w:lvlJc w:val="left"/>
+      <w:pPr>
+        <w:ind w:left="1440" w:hanging="360"/>
+      </w:pPr>
+    </w:lvl>
+    <w:lvl w:ilvl="2" w:tplc="040C001B" w:tentative="1">
+      <w:start w:val="1"/>
+      <w:numFmt w:val="lowerRoman"/>
+      <w:lvlText w:val="%3."/>
+      <w:lvlJc w:val="right"/>
+      <w:pPr>
+        <w:ind w:left="2160" w:hanging="180"/>
+      </w:pPr>
+    </w:lvl>
+    <w:lvl w:ilvl="3" w:tplc="040C000F" w:tentative="1">
+      <w:start w:val="1"/>
+      <w:numFmt w:val="decimal"/>
+      <w:lvlText w:val="%4."/>
+      <w:lvlJc w:val="left"/>
+      <w:pPr>
+        <w:ind w:left="2880" w:hanging="360"/>
+      </w:pPr>
+    </w:lvl>
+    <w:lvl w:ilvl="4" w:tplc="040C0019" w:tentative="1">
+      <w:start w:val="1"/>
+      <w:numFmt w:val="lowerLetter"/>
+      <w:lvlText w:val="%5."/>
+      <w:lvlJc w:val="left"/>
+      <w:pPr>
+        <w:ind w:left="3600" w:hanging="360"/>
+      </w:pPr>
+    </w:lvl>
+    <w:lvl w:ilvl="5" w:tplc="040C001B" w:tentative="1">
+      <w:start w:val="1"/>
+      <w:numFmt w:val="lowerRoman"/>
+      <w:lvlText w:val="%6."/>
+      <w:lvlJc w:val="right"/>
+      <w:pPr>
+        <w:ind w:left="4320" w:hanging="180"/>
+      </w:pPr>
+    </w:lvl>
+    <w:lvl w:ilvl="6" w:tplc="040C000F" w:tentative="1">
+      <w:start w:val="1"/>
+      <w:numFmt w:val="decimal"/>
+      <w:lvlText w:val="%7."/>
+      <w:lvlJc w:val="left"/>
+      <w:pPr>
+        <w:ind w:left="5040" w:hanging="360"/>
+      </w:pPr>
+    </w:lvl>
+    <w:lvl w:ilvl="7" w:tplc="040C0019" w:tentative="1">
+      <w:start w:val="1"/>
+      <w:numFmt w:val="lowerLetter"/>
+      <w:lvlText w:val="%8."/>
+      <w:lvlJc w:val="left"/>
+      <w:pPr>
+        <w:ind w:left="5760" w:hanging="360"/>
+      </w:pPr>
+    </w:lvl>
+    <w:lvl w:ilvl="8" w:tplc="040C001B" w:tentative="1">
+      <w:start w:val="1"/>
+      <w:numFmt w:val="lowerRoman"/>
+      <w:lvlText w:val="%9."/>
+      <w:lvlJc w:val="right"/>
+      <w:pPr>
+        <w:ind w:left="6480" w:hanging="180"/>
+      </w:pPr>
+    </w:lvl>
+  </w:abstractNum>
+  <w:abstractNum w:abstractNumId="8" w15:restartNumberingAfterBreak="0">
+    <w:nsid w:val="590E3E98"/>
+    <w:multiLevelType w:val="hybridMultilevel"/>
+    <w:tmpl w:val="B90E0336"/>
+    <w:lvl w:ilvl="0" w:tplc="FFFFFFFF">
+      <w:start w:val="1"/>
+      <w:numFmt w:val="upperRoman"/>
+      <w:lvlText w:val="%1."/>
+      <w:lvlJc w:val="right"/>
+      <w:pPr>
+        <w:ind w:left="720" w:hanging="360"/>
+      </w:pPr>
+    </w:lvl>
+    <w:lvl w:ilvl="1" w:tplc="FFFFFFFF" w:tentative="1">
+      <w:start w:val="1"/>
+      <w:numFmt w:val="lowerLetter"/>
+      <w:lvlText w:val="%2."/>
+      <w:lvlJc w:val="left"/>
+      <w:pPr>
+        <w:ind w:left="1440" w:hanging="360"/>
+      </w:pPr>
+    </w:lvl>
+    <w:lvl w:ilvl="2" w:tplc="FFFFFFFF" w:tentative="1">
+      <w:start w:val="1"/>
+      <w:numFmt w:val="lowerRoman"/>
+      <w:lvlText w:val="%3."/>
+      <w:lvlJc w:val="right"/>
+      <w:pPr>
+        <w:ind w:left="2160" w:hanging="180"/>
+      </w:pPr>
+    </w:lvl>
+    <w:lvl w:ilvl="3" w:tplc="FFFFFFFF" w:tentative="1">
+      <w:start w:val="1"/>
+      <w:numFmt w:val="decimal"/>
+      <w:lvlText w:val="%4."/>
+      <w:lvlJc w:val="left"/>
+      <w:pPr>
+        <w:ind w:left="2880" w:hanging="360"/>
+      </w:pPr>
+    </w:lvl>
+    <w:lvl w:ilvl="4" w:tplc="FFFFFFFF" w:tentative="1">
+      <w:start w:val="1"/>
+      <w:numFmt w:val="lowerLetter"/>
+      <w:lvlText w:val="%5."/>
+      <w:lvlJc w:val="left"/>
+      <w:pPr>
+        <w:ind w:left="3600" w:hanging="360"/>
+      </w:pPr>
+    </w:lvl>
+    <w:lvl w:ilvl="5" w:tplc="FFFFFFFF" w:tentative="1">
+      <w:start w:val="1"/>
+      <w:numFmt w:val="lowerRoman"/>
+      <w:lvlText w:val="%6."/>
+      <w:lvlJc w:val="right"/>
+      <w:pPr>
+        <w:ind w:left="4320" w:hanging="180"/>
+      </w:pPr>
+    </w:lvl>
+    <w:lvl w:ilvl="6" w:tplc="FFFFFFFF" w:tentative="1">
+      <w:start w:val="1"/>
+      <w:numFmt w:val="decimal"/>
+      <w:lvlText w:val="%7."/>
+      <w:lvlJc w:val="left"/>
+      <w:pPr>
+        <w:ind w:left="5040" w:hanging="360"/>
+      </w:pPr>
+    </w:lvl>
+    <w:lvl w:ilvl="7" w:tplc="FFFFFFFF" w:tentative="1">
+      <w:start w:val="1"/>
+      <w:numFmt w:val="lowerLetter"/>
+      <w:lvlText w:val="%8."/>
+      <w:lvlJc w:val="left"/>
+      <w:pPr>
+        <w:ind w:left="5760" w:hanging="360"/>
+      </w:pPr>
+    </w:lvl>
+    <w:lvl w:ilvl="8" w:tplc="FFFFFFFF" w:tentative="1">
+      <w:start w:val="1"/>
+      <w:numFmt w:val="lowerRoman"/>
+      <w:lvlText w:val="%9."/>
+      <w:lvlJc w:val="right"/>
+      <w:pPr>
+        <w:ind w:left="6480" w:hanging="180"/>
+      </w:pPr>
+    </w:lvl>
+  </w:abstractNum>
+  <w:abstractNum w:abstractNumId="9" w15:restartNumberingAfterBreak="0">
+    <w:nsid w:val="609624BA"/>
+    <w:multiLevelType w:val="hybridMultilevel"/>
+    <w:tmpl w:val="763673C0"/>
+    <w:lvl w:ilvl="0" w:tplc="B4327682">
+      <w:start w:val="2"/>
+      <w:numFmt w:val="upperRoman"/>
+      <w:lvlText w:val="%1."/>
+      <w:lvlJc w:val="right"/>
+      <w:pPr>
+        <w:ind w:left="720" w:hanging="360"/>
+      </w:pPr>
+      <w:rPr>
+        <w:rFonts w:hint="default"/>
+      </w:rPr>
+    </w:lvl>
+    <w:lvl w:ilvl="1" w:tplc="040C0019" w:tentative="1">
+      <w:start w:val="1"/>
+      <w:numFmt w:val="lowerLetter"/>
+      <w:lvlText w:val="%2."/>
+      <w:lvlJc w:val="left"/>
+      <w:pPr>
+        <w:ind w:left="1440" w:hanging="360"/>
+      </w:pPr>
+    </w:lvl>
+    <w:lvl w:ilvl="2" w:tplc="040C001B" w:tentative="1">
+      <w:start w:val="1"/>
+      <w:numFmt w:val="lowerRoman"/>
+      <w:lvlText w:val="%3."/>
+      <w:lvlJc w:val="right"/>
+      <w:pPr>
+        <w:ind w:left="2160" w:hanging="180"/>
+      </w:pPr>
+    </w:lvl>
+    <w:lvl w:ilvl="3" w:tplc="040C000F" w:tentative="1">
+      <w:start w:val="1"/>
+      <w:numFmt w:val="decimal"/>
+      <w:lvlText w:val="%4."/>
+      <w:lvlJc w:val="left"/>
+      <w:pPr>
+        <w:ind w:left="2880" w:hanging="360"/>
+      </w:pPr>
+    </w:lvl>
+    <w:lvl w:ilvl="4" w:tplc="040C0019" w:tentative="1">
+      <w:start w:val="1"/>
+      <w:numFmt w:val="lowerLetter"/>
+      <w:lvlText w:val="%5."/>
+      <w:lvlJc w:val="left"/>
+      <w:pPr>
+        <w:ind w:left="3600" w:hanging="360"/>
+      </w:pPr>
+    </w:lvl>
+    <w:lvl w:ilvl="5" w:tplc="040C001B" w:tentative="1">
+      <w:start w:val="1"/>
+      <w:numFmt w:val="lowerRoman"/>
+      <w:lvlText w:val="%6."/>
+      <w:lvlJc w:val="right"/>
+      <w:pPr>
+        <w:ind w:left="4320" w:hanging="180"/>
+      </w:pPr>
+    </w:lvl>
+    <w:lvl w:ilvl="6" w:tplc="040C000F" w:tentative="1">
+      <w:start w:val="1"/>
+      <w:numFmt w:val="decimal"/>
+      <w:lvlText w:val="%7."/>
+      <w:lvlJc w:val="left"/>
+      <w:pPr>
+        <w:ind w:left="5040" w:hanging="360"/>
+      </w:pPr>
+    </w:lvl>
+    <w:lvl w:ilvl="7" w:tplc="040C0019" w:tentative="1">
+      <w:start w:val="1"/>
+      <w:numFmt w:val="lowerLetter"/>
+      <w:lvlText w:val="%8."/>
+      <w:lvlJc w:val="left"/>
+      <w:pPr>
+        <w:ind w:left="5760" w:hanging="360"/>
+      </w:pPr>
+    </w:lvl>
+    <w:lvl w:ilvl="8" w:tplc="040C001B" w:tentative="1">
+      <w:start w:val="1"/>
+      <w:numFmt w:val="lowerRoman"/>
+      <w:lvlText w:val="%9."/>
+      <w:lvlJc w:val="right"/>
+      <w:pPr>
+        <w:ind w:left="6480" w:hanging="180"/>
+      </w:pPr>
+    </w:lvl>
+  </w:abstractNum>
+  <w:abstractNum w:abstractNumId="10" w15:restartNumberingAfterBreak="0">
+    <w:nsid w:val="6169470F"/>
+    <w:multiLevelType w:val="hybridMultilevel"/>
+    <w:tmpl w:val="446C6DFE"/>
+    <w:lvl w:ilvl="0" w:tplc="FFFFFFFF">
+      <w:start w:val="1"/>
+      <w:numFmt w:val="upperRoman"/>
+      <w:lvlText w:val="%1."/>
+      <w:lvlJc w:val="right"/>
+      <w:pPr>
+        <w:ind w:left="720" w:hanging="360"/>
+      </w:pPr>
+    </w:lvl>
+    <w:lvl w:ilvl="1" w:tplc="FFFFFFFF" w:tentative="1">
+      <w:start w:val="1"/>
+      <w:numFmt w:val="lowerLetter"/>
+      <w:lvlText w:val="%2."/>
+      <w:lvlJc w:val="left"/>
+      <w:pPr>
+        <w:ind w:left="1440" w:hanging="360"/>
+      </w:pPr>
+    </w:lvl>
+    <w:lvl w:ilvl="2" w:tplc="FFFFFFFF" w:tentative="1">
+      <w:start w:val="1"/>
+      <w:numFmt w:val="lowerRoman"/>
+      <w:lvlText w:val="%3."/>
+      <w:lvlJc w:val="right"/>
+      <w:pPr>
+        <w:ind w:left="2160" w:hanging="180"/>
+      </w:pPr>
+    </w:lvl>
+    <w:lvl w:ilvl="3" w:tplc="FFFFFFFF" w:tentative="1">
+      <w:start w:val="1"/>
+      <w:numFmt w:val="decimal"/>
+      <w:lvlText w:val="%4."/>
+      <w:lvlJc w:val="left"/>
+      <w:pPr>
+        <w:ind w:left="2880" w:hanging="360"/>
+      </w:pPr>
+    </w:lvl>
+    <w:lvl w:ilvl="4" w:tplc="FFFFFFFF" w:tentative="1">
+      <w:start w:val="1"/>
+      <w:numFmt w:val="lowerLetter"/>
+      <w:lvlText w:val="%5."/>
+      <w:lvlJc w:val="left"/>
+      <w:pPr>
+        <w:ind w:left="3600" w:hanging="360"/>
+      </w:pPr>
+    </w:lvl>
+    <w:lvl w:ilvl="5" w:tplc="FFFFFFFF" w:tentative="1">
+      <w:start w:val="1"/>
+      <w:numFmt w:val="lowerRoman"/>
+      <w:lvlText w:val="%6."/>
+      <w:lvlJc w:val="right"/>
+      <w:pPr>
+        <w:ind w:left="4320" w:hanging="180"/>
+      </w:pPr>
+    </w:lvl>
+    <w:lvl w:ilvl="6" w:tplc="FFFFFFFF" w:tentative="1">
+      <w:start w:val="1"/>
+      <w:numFmt w:val="decimal"/>
+      <w:lvlText w:val="%7."/>
+      <w:lvlJc w:val="left"/>
+      <w:pPr>
+        <w:ind w:left="5040" w:hanging="360"/>
+      </w:pPr>
+    </w:lvl>
+    <w:lvl w:ilvl="7" w:tplc="FFFFFFFF" w:tentative="1">
+      <w:start w:val="1"/>
+      <w:numFmt w:val="lowerLetter"/>
+      <w:lvlText w:val="%8."/>
+      <w:lvlJc w:val="left"/>
+      <w:pPr>
+        <w:ind w:left="5760" w:hanging="360"/>
+      </w:pPr>
+    </w:lvl>
+    <w:lvl w:ilvl="8" w:tplc="FFFFFFFF" w:tentative="1">
+      <w:start w:val="1"/>
+      <w:numFmt w:val="lowerRoman"/>
+      <w:lvlText w:val="%9."/>
+      <w:lvlJc w:val="right"/>
+      <w:pPr>
+        <w:ind w:left="6480" w:hanging="180"/>
+      </w:pPr>
+    </w:lvl>
+  </w:abstractNum>
+  <w:abstractNum w:abstractNumId="11" w15:restartNumberingAfterBreak="0">
+    <w:nsid w:val="6A5E6CA4"/>
+    <w:multiLevelType w:val="hybridMultilevel"/>
+    <w:tmpl w:val="51E66E7A"/>
+    <w:lvl w:ilvl="0" w:tplc="B2BC6600">
+      <w:start w:val="3"/>
+      <w:numFmt w:val="upperRoman"/>
+      <w:lvlText w:val="%1."/>
+      <w:lvlJc w:val="right"/>
+      <w:pPr>
+        <w:ind w:left="720" w:hanging="360"/>
+      </w:pPr>
+      <w:rPr>
+        <w:rFonts w:hint="default"/>
+      </w:rPr>
+    </w:lvl>
+    <w:lvl w:ilvl="1" w:tplc="040C0019" w:tentative="1">
+      <w:start w:val="1"/>
+      <w:numFmt w:val="lowerLetter"/>
+      <w:lvlText w:val="%2."/>
+      <w:lvlJc w:val="left"/>
+      <w:pPr>
+        <w:ind w:left="1440" w:hanging="360"/>
+      </w:pPr>
+    </w:lvl>
+    <w:lvl w:ilvl="2" w:tplc="040C001B" w:tentative="1">
+      <w:start w:val="1"/>
+      <w:numFmt w:val="lowerRoman"/>
+      <w:lvlText w:val="%3."/>
+      <w:lvlJc w:val="right"/>
+      <w:pPr>
+        <w:ind w:left="2160" w:hanging="180"/>
+      </w:pPr>
+    </w:lvl>
+    <w:lvl w:ilvl="3" w:tplc="040C000F" w:tentative="1">
+      <w:start w:val="1"/>
+      <w:numFmt w:val="decimal"/>
+      <w:lvlText w:val="%4."/>
+      <w:lvlJc w:val="left"/>
+      <w:pPr>
+        <w:ind w:left="2880" w:hanging="360"/>
+      </w:pPr>
+    </w:lvl>
+    <w:lvl w:ilvl="4" w:tplc="040C0019" w:tentative="1">
+      <w:start w:val="1"/>
+      <w:numFmt w:val="lowerLetter"/>
+      <w:lvlText w:val="%5."/>
+      <w:lvlJc w:val="left"/>
+      <w:pPr>
+        <w:ind w:left="3600" w:hanging="360"/>
+      </w:pPr>
+    </w:lvl>
+    <w:lvl w:ilvl="5" w:tplc="040C001B" w:tentative="1">
+      <w:start w:val="1"/>
+      <w:numFmt w:val="lowerRoman"/>
+      <w:lvlText w:val="%6."/>
+      <w:lvlJc w:val="right"/>
+      <w:pPr>
+        <w:ind w:left="4320" w:hanging="180"/>
+      </w:pPr>
+    </w:lvl>
+    <w:lvl w:ilvl="6" w:tplc="040C000F" w:tentative="1">
+      <w:start w:val="1"/>
+      <w:numFmt w:val="decimal"/>
+      <w:lvlText w:val="%7."/>
+      <w:lvlJc w:val="left"/>
+      <w:pPr>
+        <w:ind w:left="5040" w:hanging="360"/>
+      </w:pPr>
+    </w:lvl>
+    <w:lvl w:ilvl="7" w:tplc="040C0019" w:tentative="1">
+      <w:start w:val="1"/>
+      <w:numFmt w:val="lowerLetter"/>
+      <w:lvlText w:val="%8."/>
+      <w:lvlJc w:val="left"/>
+      <w:pPr>
+        <w:ind w:left="5760" w:hanging="360"/>
+      </w:pPr>
+    </w:lvl>
+    <w:lvl w:ilvl="8" w:tplc="040C001B" w:tentative="1">
+      <w:start w:val="1"/>
+      <w:numFmt w:val="lowerRoman"/>
+      <w:lvlText w:val="%9."/>
+      <w:lvlJc w:val="right"/>
+      <w:pPr>
+        <w:ind w:left="6480" w:hanging="180"/>
+      </w:pPr>
+    </w:lvl>
+  </w:abstractNum>
+  <w:abstractNum w:abstractNumId="12" w15:restartNumberingAfterBreak="0">
+    <w:nsid w:val="6AAB6FD2"/>
+    <w:multiLevelType w:val="hybridMultilevel"/>
+    <w:tmpl w:val="1A021AA6"/>
+    <w:lvl w:ilvl="0" w:tplc="E6F4BFDE">
+      <w:start w:val="5"/>
+      <w:numFmt w:val="upperRoman"/>
+      <w:lvlText w:val="%1."/>
+      <w:lvlJc w:val="right"/>
+      <w:pPr>
+        <w:ind w:left="720" w:hanging="360"/>
+      </w:pPr>
+      <w:rPr>
+        <w:rFonts w:hint="default"/>
+      </w:rPr>
+    </w:lvl>
+    <w:lvl w:ilvl="1" w:tplc="040C0019" w:tentative="1">
+      <w:start w:val="1"/>
+      <w:numFmt w:val="lowerLetter"/>
+      <w:lvlText w:val="%2."/>
+      <w:lvlJc w:val="left"/>
+      <w:pPr>
+        <w:ind w:left="1440" w:hanging="360"/>
+      </w:pPr>
+    </w:lvl>
+    <w:lvl w:ilvl="2" w:tplc="040C001B" w:tentative="1">
+      <w:start w:val="1"/>
+      <w:numFmt w:val="lowerRoman"/>
+      <w:lvlText w:val="%3."/>
+      <w:lvlJc w:val="right"/>
+      <w:pPr>
+        <w:ind w:left="2160" w:hanging="180"/>
+      </w:pPr>
+    </w:lvl>
+    <w:lvl w:ilvl="3" w:tplc="040C000F" w:tentative="1">
+      <w:start w:val="1"/>
+      <w:numFmt w:val="decimal"/>
+      <w:lvlText w:val="%4."/>
+      <w:lvlJc w:val="left"/>
+      <w:pPr>
+        <w:ind w:left="2880" w:hanging="360"/>
+      </w:pPr>
+    </w:lvl>
+    <w:lvl w:ilvl="4" w:tplc="040C0019" w:tentative="1">
+      <w:start w:val="1"/>
+      <w:numFmt w:val="lowerLetter"/>
+      <w:lvlText w:val="%5."/>
+      <w:lvlJc w:val="left"/>
+      <w:pPr>
+        <w:ind w:left="3600" w:hanging="360"/>
+      </w:pPr>
+    </w:lvl>
+    <w:lvl w:ilvl="5" w:tplc="040C001B" w:tentative="1">
+      <w:start w:val="1"/>
+      <w:numFmt w:val="lowerRoman"/>
+      <w:lvlText w:val="%6."/>
+      <w:lvlJc w:val="right"/>
+      <w:pPr>
+        <w:ind w:left="4320" w:hanging="180"/>
+      </w:pPr>
+    </w:lvl>
+    <w:lvl w:ilvl="6" w:tplc="040C000F" w:tentative="1">
+      <w:start w:val="1"/>
+      <w:numFmt w:val="decimal"/>
+      <w:lvlText w:val="%7."/>
+      <w:lvlJc w:val="left"/>
+      <w:pPr>
+        <w:ind w:left="5040" w:hanging="360"/>
+      </w:pPr>
+    </w:lvl>
+    <w:lvl w:ilvl="7" w:tplc="040C0019" w:tentative="1">
+      <w:start w:val="1"/>
+      <w:numFmt w:val="lowerLetter"/>
+      <w:lvlText w:val="%8."/>
+      <w:lvlJc w:val="left"/>
+      <w:pPr>
+        <w:ind w:left="5760" w:hanging="360"/>
+      </w:pPr>
+    </w:lvl>
+    <w:lvl w:ilvl="8" w:tplc="040C001B" w:tentative="1">
+      <w:start w:val="1"/>
+      <w:numFmt w:val="lowerRoman"/>
+      <w:lvlText w:val="%9."/>
+      <w:lvlJc w:val="right"/>
+      <w:pPr>
+        <w:ind w:left="6480" w:hanging="180"/>
+      </w:pPr>
+    </w:lvl>
+  </w:abstractNum>
+  <w:abstractNum w:abstractNumId="13" w15:restartNumberingAfterBreak="0">
+    <w:nsid w:val="6B224D7C"/>
+    <w:multiLevelType w:val="hybridMultilevel"/>
+    <w:tmpl w:val="4ABA2A62"/>
+    <w:lvl w:ilvl="0" w:tplc="3828B8DC">
+      <w:start w:val="1"/>
+      <w:numFmt w:val="upperRoman"/>
+      <w:lvlText w:val="%1."/>
+      <w:lvlJc w:val="left"/>
+      <w:pPr>
+        <w:ind w:left="720" w:hanging="360"/>
+      </w:pPr>
+      <w:rPr>
+        <w:rFonts w:ascii="Cascadia Code SemiLight" w:hAnsi="Cascadia Code SemiLight" w:hint="default"/>
+      </w:rPr>
+    </w:lvl>
+    <w:lvl w:ilvl="1" w:tplc="040C0019" w:tentative="1">
+      <w:start w:val="1"/>
+      <w:numFmt w:val="lowerLetter"/>
+      <w:lvlText w:val="%2."/>
+      <w:lvlJc w:val="left"/>
+      <w:pPr>
+        <w:ind w:left="1440" w:hanging="360"/>
+      </w:pPr>
+    </w:lvl>
+    <w:lvl w:ilvl="2" w:tplc="040C001B" w:tentative="1">
+      <w:start w:val="1"/>
+      <w:numFmt w:val="lowerRoman"/>
+      <w:lvlText w:val="%3."/>
+      <w:lvlJc w:val="right"/>
+      <w:pPr>
+        <w:ind w:left="2160" w:hanging="180"/>
+      </w:pPr>
+    </w:lvl>
+    <w:lvl w:ilvl="3" w:tplc="040C000F" w:tentative="1">
+      <w:start w:val="1"/>
+      <w:numFmt w:val="decimal"/>
+      <w:lvlText w:val="%4."/>
+      <w:lvlJc w:val="left"/>
+      <w:pPr>
+        <w:ind w:left="2880" w:hanging="360"/>
+      </w:pPr>
+    </w:lvl>
+    <w:lvl w:ilvl="4" w:tplc="040C0019" w:tentative="1">
+      <w:start w:val="1"/>
+      <w:numFmt w:val="lowerLetter"/>
+      <w:lvlText w:val="%5."/>
+      <w:lvlJc w:val="left"/>
+      <w:pPr>
+        <w:ind w:left="3600" w:hanging="360"/>
+      </w:pPr>
+    </w:lvl>
+    <w:lvl w:ilvl="5" w:tplc="040C001B" w:tentative="1">
+      <w:start w:val="1"/>
+      <w:numFmt w:val="lowerRoman"/>
+      <w:lvlText w:val="%6."/>
+      <w:lvlJc w:val="right"/>
+      <w:pPr>
+        <w:ind w:left="4320" w:hanging="180"/>
+      </w:pPr>
+    </w:lvl>
+    <w:lvl w:ilvl="6" w:tplc="040C000F" w:tentative="1">
+      <w:start w:val="1"/>
+      <w:numFmt w:val="decimal"/>
+      <w:lvlText w:val="%7."/>
+      <w:lvlJc w:val="left"/>
+      <w:pPr>
+        <w:ind w:left="5040" w:hanging="360"/>
+      </w:pPr>
+    </w:lvl>
+    <w:lvl w:ilvl="7" w:tplc="040C0019" w:tentative="1">
+      <w:start w:val="1"/>
+      <w:numFmt w:val="lowerLetter"/>
+      <w:lvlText w:val="%8."/>
+      <w:lvlJc w:val="left"/>
+      <w:pPr>
+        <w:ind w:left="5760" w:hanging="360"/>
+      </w:pPr>
+    </w:lvl>
+    <w:lvl w:ilvl="8" w:tplc="040C001B" w:tentative="1">
+      <w:start w:val="1"/>
+      <w:numFmt w:val="lowerRoman"/>
+      <w:lvlText w:val="%9."/>
+      <w:lvlJc w:val="right"/>
+      <w:pPr>
+        <w:ind w:left="6480" w:hanging="180"/>
+      </w:pPr>
+    </w:lvl>
+  </w:abstractNum>
+  <w:abstractNum w:abstractNumId="14" w15:restartNumberingAfterBreak="0">
+    <w:nsid w:val="722F487B"/>
+    <w:multiLevelType w:val="hybridMultilevel"/>
+    <w:tmpl w:val="9AD434B8"/>
+    <w:lvl w:ilvl="0" w:tplc="040C0013">
+      <w:start w:val="1"/>
+      <w:numFmt w:val="upperRoman"/>
+      <w:lvlText w:val="%1."/>
+      <w:lvlJc w:val="right"/>
+      <w:pPr>
+        <w:ind w:left="720" w:hanging="360"/>
+      </w:pPr>
+    </w:lvl>
+    <w:lvl w:ilvl="1" w:tplc="040C0019" w:tentative="1">
+      <w:start w:val="1"/>
+      <w:numFmt w:val="lowerLetter"/>
+      <w:lvlText w:val="%2."/>
+      <w:lvlJc w:val="left"/>
+      <w:pPr>
+        <w:ind w:left="1440" w:hanging="360"/>
+      </w:pPr>
+    </w:lvl>
+    <w:lvl w:ilvl="2" w:tplc="040C001B" w:tentative="1">
+      <w:start w:val="1"/>
+      <w:numFmt w:val="lowerRoman"/>
+      <w:lvlText w:val="%3."/>
+      <w:lvlJc w:val="right"/>
+      <w:pPr>
+        <w:ind w:left="2160" w:hanging="180"/>
+      </w:pPr>
+    </w:lvl>
+    <w:lvl w:ilvl="3" w:tplc="040C000F" w:tentative="1">
+      <w:start w:val="1"/>
+      <w:numFmt w:val="decimal"/>
+      <w:lvlText w:val="%4."/>
+      <w:lvlJc w:val="left"/>
+      <w:pPr>
+        <w:ind w:left="2880" w:hanging="360"/>
+      </w:pPr>
+    </w:lvl>
+    <w:lvl w:ilvl="4" w:tplc="040C0019" w:tentative="1">
+      <w:start w:val="1"/>
+      <w:numFmt w:val="lowerLetter"/>
+      <w:lvlText w:val="%5."/>
+      <w:lvlJc w:val="left"/>
+      <w:pPr>
+        <w:ind w:left="3600" w:hanging="360"/>
+      </w:pPr>
+    </w:lvl>
+    <w:lvl w:ilvl="5" w:tplc="040C001B" w:tentative="1">
+      <w:start w:val="1"/>
+      <w:numFmt w:val="lowerRoman"/>
+      <w:lvlText w:val="%6."/>
+      <w:lvlJc w:val="right"/>
+      <w:pPr>
+        <w:ind w:left="4320" w:hanging="180"/>
+      </w:pPr>
+    </w:lvl>
+    <w:lvl w:ilvl="6" w:tplc="040C000F" w:tentative="1">
+      <w:start w:val="1"/>
+      <w:numFmt w:val="decimal"/>
+      <w:lvlText w:val="%7."/>
+      <w:lvlJc w:val="left"/>
+      <w:pPr>
+        <w:ind w:left="5040" w:hanging="360"/>
+      </w:pPr>
+    </w:lvl>
+    <w:lvl w:ilvl="7" w:tplc="040C0019" w:tentative="1">
+      <w:start w:val="1"/>
+      <w:numFmt w:val="lowerLetter"/>
+      <w:lvlText w:val="%8."/>
+      <w:lvlJc w:val="left"/>
+      <w:pPr>
+        <w:ind w:left="5760" w:hanging="360"/>
+      </w:pPr>
+    </w:lvl>
+    <w:lvl w:ilvl="8" w:tplc="040C001B" w:tentative="1">
+      <w:start w:val="1"/>
+      <w:numFmt w:val="lowerRoman"/>
+      <w:lvlText w:val="%9."/>
+      <w:lvlJc w:val="right"/>
+      <w:pPr>
+        <w:ind w:left="6480" w:hanging="180"/>
+      </w:pPr>
+    </w:lvl>
+  </w:abstractNum>
+  <w:num w:numId="1" w16cid:durableId="516388112">
+    <w:abstractNumId w:val="5"/>
+  </w:num>
+  <w:num w:numId="2" w16cid:durableId="194733995">
+    <w:abstractNumId w:val="13"/>
+  </w:num>
+  <w:num w:numId="3" w16cid:durableId="610170326">
+    <w:abstractNumId w:val="4"/>
+  </w:num>
+  <w:num w:numId="4" w16cid:durableId="590549203">
+    <w:abstractNumId w:val="2"/>
+  </w:num>
+  <w:num w:numId="5" w16cid:durableId="476460874">
+    <w:abstractNumId w:val="8"/>
+  </w:num>
+  <w:num w:numId="6" w16cid:durableId="385182532">
+    <w:abstractNumId w:val="6"/>
+  </w:num>
+  <w:num w:numId="7" w16cid:durableId="1746414111">
+    <w:abstractNumId w:val="3"/>
+  </w:num>
+  <w:num w:numId="8" w16cid:durableId="2068406350">
+    <w:abstractNumId w:val="9"/>
+  </w:num>
+  <w:num w:numId="9" w16cid:durableId="1176073879">
+    <w:abstractNumId w:val="10"/>
+  </w:num>
+  <w:num w:numId="10" w16cid:durableId="1936667070">
+    <w:abstractNumId w:val="1"/>
+  </w:num>
+  <w:num w:numId="11" w16cid:durableId="1325007066">
+    <w:abstractNumId w:val="11"/>
+  </w:num>
+  <w:num w:numId="12" w16cid:durableId="295330930">
+    <w:abstractNumId w:val="0"/>
+  </w:num>
+  <w:num w:numId="13" w16cid:durableId="2076924966">
+    <w:abstractNumId w:val="7"/>
+  </w:num>
+  <w:num w:numId="14" w16cid:durableId="1268271304">
+    <w:abstractNumId w:val="14"/>
+  </w:num>
+  <w:num w:numId="15" w16cid:durableId="772630317">
+    <w:abstractNumId w:val="12"/>
+  </w:num>
+</w:numbering>
 </file>
 
 <file path=word/styles.xml><?xml version="1.0" encoding="utf-8"?>
@@ -1325,7 +3050,6 @@
   <w:style w:type="character" w:default="1" w:styleId="Policepardfaut">
     <w:name w:val="Default Paragraph Font"/>
     <w:uiPriority w:val="1"/>
-    <w:semiHidden/>
     <w:unhideWhenUsed/>
   </w:style>
   <w:style w:type="table" w:default="1" w:styleId="TableauNormal">
@@ -1667,6 +3391,50 @@
         <w:insideV w:val="single" w:sz="4" w:space="0" w:color="auto"/>
       </w:tblBorders>
     </w:tblPr>
+  </w:style>
+  <w:style w:type="paragraph" w:styleId="En-tte">
+    <w:name w:val="header"/>
+    <w:basedOn w:val="Normal"/>
+    <w:link w:val="En-tteCar"/>
+    <w:uiPriority w:val="99"/>
+    <w:unhideWhenUsed/>
+    <w:rsid w:val="001453EA"/>
+    <w:pPr>
+      <w:tabs>
+        <w:tab w:val="center" w:pos="4536"/>
+        <w:tab w:val="right" w:pos="9072"/>
+      </w:tabs>
+      <w:spacing w:after="0" w:line="240" w:lineRule="auto"/>
+    </w:pPr>
+  </w:style>
+  <w:style w:type="character" w:customStyle="1" w:styleId="En-tteCar">
+    <w:name w:val="En-tête Car"/>
+    <w:basedOn w:val="Policepardfaut"/>
+    <w:link w:val="En-tte"/>
+    <w:uiPriority w:val="99"/>
+    <w:rsid w:val="001453EA"/>
+  </w:style>
+  <w:style w:type="paragraph" w:styleId="Pieddepage">
+    <w:name w:val="footer"/>
+    <w:basedOn w:val="Normal"/>
+    <w:link w:val="PieddepageCar"/>
+    <w:uiPriority w:val="99"/>
+    <w:unhideWhenUsed/>
+    <w:rsid w:val="001453EA"/>
+    <w:pPr>
+      <w:tabs>
+        <w:tab w:val="center" w:pos="4536"/>
+        <w:tab w:val="right" w:pos="9072"/>
+      </w:tabs>
+      <w:spacing w:after="0" w:line="240" w:lineRule="auto"/>
+    </w:pPr>
+  </w:style>
+  <w:style w:type="character" w:customStyle="1" w:styleId="PieddepageCar">
+    <w:name w:val="Pied de page Car"/>
+    <w:basedOn w:val="Policepardfaut"/>
+    <w:link w:val="Pieddepage"/>
+    <w:uiPriority w:val="99"/>
+    <w:rsid w:val="001453EA"/>
   </w:style>
 </w:styles>
 </file>
